--- a/docs/HOUSEHOLD_ADMIN_GUIDE.docx
+++ b/docs/HOUSEHOLD_ADMIN_GUIDE.docx
@@ -1621,6 +1621,28 @@
         <w:t xml:space="preserve"> </w:t>
       </w:r>
       <w:r>
+        <w:t xml:space="preserve">-</w:t>
+      </w:r>
+      <w:r>
+        <w:t xml:space="preserve"> </w:t>
+      </w:r>
+      <w:r>
+        <w:rPr>
+          <w:b/>
+          <w:bCs/>
+        </w:rPr>
+        <w:t xml:space="preserve">Category</w:t>
+      </w:r>
+      <w:r>
+        <w:t xml:space="preserve"> </w:t>
+      </w:r>
+      <w:r>
+        <w:t xml:space="preserve">(if the full admin assigned one — e.g. Plumbing, Materials, Utilities)</w:t>
+      </w:r>
+      <w:r>
+        <w:t xml:space="preserve"> </w:t>
+      </w:r>
+      <w:r>
         <w:t xml:space="preserve">- Service period</w:t>
       </w:r>
       <w:r>
@@ -1696,6 +1718,18 @@
       </w:pPr>
       <w:r>
         <w:t xml:space="preserve">You cannot delete or edit an invoice. If an invoice is wrong, message the full admin.</w:t>
+      </w:r>
+    </w:p>
+    <w:p>
+      <w:pPr>
+        <w:pStyle w:val="Compact"/>
+        <w:numPr>
+          <w:ilvl w:val="0"/>
+          <w:numId w:val="1008"/>
+        </w:numPr>
+      </w:pPr>
+      <w:r>
+        <w:t xml:space="preserve">You cannot assign a category to an invoice — full admins do that so spending rolls up correctly in Analytics. You’ll see the category on the detail panel once it’s been set.</w:t>
       </w:r>
     </w:p>
     <w:bookmarkEnd w:id="19"/>

--- a/docs/HOUSEHOLD_ADMIN_GUIDE.docx
+++ b/docs/HOUSEHOLD_ADMIN_GUIDE.docx
@@ -1966,7 +1966,17 @@
         <w:pStyle w:val="BodyText"/>
       </w:pPr>
       <w:r>
-        <w:t xml:space="preserve">You’ll find these on your dashboard or in the admin panel header — look for:</w:t>
+        <w:rPr>
+          <w:b/>
+          <w:bCs/>
+        </w:rPr>
+        <w:t xml:space="preserve">You don’t have to switch accounts.</w:t>
+      </w:r>
+      <w:r>
+        <w:t xml:space="preserve"> </w:t>
+      </w:r>
+      <w:r>
+        <w:t xml:space="preserve">At the top of every admin panel page — Analytics, Contractor Invoices, and Reports — you’ll see two buttons in the header:</w:t>
       </w:r>
     </w:p>
     <w:p>
@@ -2018,7 +2028,7 @@
         <w:pStyle w:val="FirstParagraph"/>
       </w:pPr>
       <w:r>
-        <w:t xml:space="preserve">Both use the same OCR scanner — upload a photo or PDF, the app pulls out the key fields, you review and fix anything wrong, tap Save.</w:t>
+        <w:t xml:space="preserve">Both open the same modals contractors use. Upload a photo or PDF, the app pulls out the key fields via OCR, you review and fix anything wrong, pick the property, and tap Save (or Submit Invoice).</w:t>
       </w:r>
     </w:p>
     <w:p>
@@ -2026,7 +2036,31 @@
         <w:pStyle w:val="BodyText"/>
       </w:pPr>
       <w:r>
-        <w:t xml:space="preserve">For step-by-step detail, see the separate</w:t>
+        <w:t xml:space="preserve">When submitting an invoice, after picking the property you can optionally choose a</w:t>
+      </w:r>
+      <w:r>
+        <w:t xml:space="preserve"> </w:t>
+      </w:r>
+      <w:r>
+        <w:rPr>
+          <w:b/>
+          <w:bCs/>
+        </w:rPr>
+        <w:t xml:space="preserve">Category</w:t>
+      </w:r>
+      <w:r>
+        <w:t xml:space="preserve"> </w:t>
+      </w:r>
+      <w:r>
+        <w:t xml:space="preserve">— only categories available for that property are shown. Leaving it blank is fine; a full admin can assign one later. Changing the property clears the category selection.</w:t>
+      </w:r>
+    </w:p>
+    <w:p>
+      <w:pPr>
+        <w:pStyle w:val="BodyText"/>
+      </w:pPr>
+      <w:r>
+        <w:t xml:space="preserve">For step-by-step detail on the submission flows, see the separate</w:t>
       </w:r>
       <w:r>
         <w:t xml:space="preserve"> </w:t>
@@ -2042,7 +2076,7 @@
         <w:t xml:space="preserve"> </w:t>
       </w:r>
       <w:r>
-        <w:t xml:space="preserve">— the submission flows are identical.</w:t>
+        <w:t xml:space="preserve">— the screens are identical.</w:t>
       </w:r>
     </w:p>
     <w:p>

--- a/docs/HOUSEHOLD_ADMIN_GUIDE.docx
+++ b/docs/HOUSEHOLD_ADMIN_GUIDE.docx
@@ -664,13 +664,13 @@
     <w:tbl>
       <w:tblPr>
         <w:tblStyle w:val="Table"/>
-        <w:tblW w:type="pct" w:w="4865"/>
+        <w:tblW w:type="pct" w:w="4167"/>
         <w:tblLayout w:type="fixed"/>
         <w:tblLook w:firstRow="1" w:lastRow="0" w:firstColumn="0" w:lastColumn="0" w:noHBand="0" w:noVBand="0" w:val="0020"/>
       </w:tblPr>
       <w:tblGrid>
-        <w:gridCol w:w="3852"/>
-        <w:gridCol w:w="3852"/>
+        <w:gridCol w:w="3300"/>
+        <w:gridCol w:w="3300"/>
       </w:tblGrid>
       <w:tr>
         <w:trPr>
@@ -730,13 +730,13 @@
               <w:jc w:val="left"/>
             </w:pPr>
             <w:r>
-              <w:t xml:space="preserve">View analytics for every household</w:t>
+              <w:t xml:space="preserve">View analytics for every</w:t>
             </w:r>
             <w:r>
               <w:t xml:space="preserve"> </w:t>
             </w:r>
             <w:r>
-              <w:t xml:space="preserve">you’re a member of</w:t>
+              <w:t xml:space="preserve">household you’re a member of</w:t>
             </w:r>
           </w:p>
         </w:tc>
@@ -748,13 +748,13 @@
               <w:jc w:val="left"/>
             </w:pPr>
             <w:r>
-              <w:t xml:space="preserve">View data for households you aren’t</w:t>
+              <w:t xml:space="preserve">View data for households you</w:t>
             </w:r>
             <w:r>
               <w:t xml:space="preserve"> </w:t>
             </w:r>
             <w:r>
-              <w:t xml:space="preserve">a member of</w:t>
+              <w:t xml:space="preserve">aren’t a member of</w:t>
             </w:r>
           </w:p>
         </w:tc>
@@ -768,13 +768,13 @@
               <w:jc w:val="left"/>
             </w:pPr>
             <w:r>
-              <w:t xml:space="preserve">See every invoice submitted for</w:t>
+              <w:t xml:space="preserve">See every invoice submitted</w:t>
             </w:r>
             <w:r>
               <w:t xml:space="preserve"> </w:t>
             </w:r>
             <w:r>
-              <w:t xml:space="preserve">those households</w:t>
+              <w:t xml:space="preserve">for those households</w:t>
             </w:r>
           </w:p>
         </w:tc>
@@ -800,13 +800,13 @@
               <w:jc w:val="left"/>
             </w:pPr>
             <w:r>
-              <w:t xml:space="preserve">See every receipt submitted for</w:t>
+              <w:t xml:space="preserve">See every receipt submitted</w:t>
             </w:r>
             <w:r>
               <w:t xml:space="preserve"> </w:t>
             </w:r>
             <w:r>
-              <w:t xml:space="preserve">those households</w:t>
+              <w:t xml:space="preserve">for those households</w:t>
             </w:r>
           </w:p>
         </w:tc>
@@ -818,13 +818,19 @@
               <w:jc w:val="left"/>
             </w:pPr>
             <w:r>
-              <w:t xml:space="preserve">Approve or reject invoices (those</w:t>
+              <w:t xml:space="preserve">Approve or reject invoices</w:t>
             </w:r>
             <w:r>
               <w:t xml:space="preserve"> </w:t>
             </w:r>
             <w:r>
-              <w:t xml:space="preserve">statuses no longer exist)</w:t>
+              <w:t xml:space="preserve">(those statuses no longer</w:t>
+            </w:r>
+            <w:r>
+              <w:t xml:space="preserve"> </w:t>
+            </w:r>
+            <w:r>
+              <w:t xml:space="preserve">exist)</w:t>
             </w:r>
           </w:p>
         </w:tc>
@@ -838,7 +844,13 @@
               <w:jc w:val="left"/>
             </w:pPr>
             <w:r>
-              <w:t xml:space="preserve">Generate reports and export CSV/PDF</w:t>
+              <w:t xml:space="preserve">Generate reports and export</w:t>
+            </w:r>
+            <w:r>
+              <w:t xml:space="preserve"> </w:t>
+            </w:r>
+            <w:r>
+              <w:t xml:space="preserve">CSV/PDF</w:t>
             </w:r>
           </w:p>
         </w:tc>
@@ -850,7 +862,13 @@
               <w:jc w:val="left"/>
             </w:pPr>
             <w:r>
-              <w:t xml:space="preserve">Create, edit, or delete households</w:t>
+              <w:t xml:space="preserve">Create, edit, or delete</w:t>
+            </w:r>
+            <w:r>
+              <w:t xml:space="preserve"> </w:t>
+            </w:r>
+            <w:r>
+              <w:t xml:space="preserve">households</w:t>
             </w:r>
           </w:p>
         </w:tc>
@@ -902,13 +920,13 @@
               <w:jc w:val="left"/>
             </w:pPr>
             <w:r>
-              <w:t xml:space="preserve">Submit your own invoices (Submit</w:t>
+              <w:t xml:space="preserve">Submit your own invoices</w:t>
             </w:r>
             <w:r>
               <w:t xml:space="preserve"> </w:t>
             </w:r>
             <w:r>
-              <w:t xml:space="preserve">Invoice)</w:t>
+              <w:t xml:space="preserve">(Submit Invoice)</w:t>
             </w:r>
           </w:p>
         </w:tc>
@@ -920,7 +938,13 @@
               <w:jc w:val="left"/>
             </w:pPr>
             <w:r>
-              <w:t xml:space="preserve">Create or assign expense categories</w:t>
+              <w:t xml:space="preserve">Create or assign expense</w:t>
+            </w:r>
+            <w:r>
+              <w:t xml:space="preserve"> </w:t>
+            </w:r>
+            <w:r>
+              <w:t xml:space="preserve">categories</w:t>
             </w:r>
           </w:p>
         </w:tc>
@@ -962,13 +986,13 @@
               <w:jc w:val="left"/>
             </w:pPr>
             <w:r>
-              <w:t xml:space="preserve">Edit or delete receipts submitted</w:t>
+              <w:t xml:space="preserve">Edit or delete receipts</w:t>
             </w:r>
             <w:r>
               <w:t xml:space="preserve"> </w:t>
             </w:r>
             <w:r>
-              <w:t xml:space="preserve">by others</w:t>
+              <w:t xml:space="preserve">submitted by others</w:t>
             </w:r>
           </w:p>
         </w:tc>
@@ -1000,7 +1024,13 @@
               <w:jc w:val="left"/>
             </w:pPr>
             <w:r>
-              <w:t xml:space="preserve">Change property type on a household</w:t>
+              <w:t xml:space="preserve">Change property type on a</w:t>
+            </w:r>
+            <w:r>
+              <w:t xml:space="preserve"> </w:t>
+            </w:r>
+            <w:r>
+              <w:t xml:space="preserve">household</w:t>
             </w:r>
           </w:p>
         </w:tc>
@@ -1370,19 +1400,13 @@
         <w:t xml:space="preserve"> </w:t>
       </w:r>
       <w:r>
-        <w:t xml:space="preserve">personally</w:t>
-      </w:r>
-      <w:r>
-        <w:t xml:space="preserve"> </w:t>
-      </w:r>
-      <w:r>
-        <w:t xml:space="preserve">submitted, so you can review your own work without sifting through</w:t>
-      </w:r>
-      <w:r>
-        <w:t xml:space="preserve"> </w:t>
-      </w:r>
-      <w:r>
-        <w:t xml:space="preserve">everyone else’s</w:t>
+        <w:t xml:space="preserve">personally submitted, so you can review your own work without sifting</w:t>
+      </w:r>
+      <w:r>
+        <w:t xml:space="preserve"> </w:t>
+      </w:r>
+      <w:r>
+        <w:t xml:space="preserve">through everyone else’s</w:t>
       </w:r>
     </w:p>
     <w:p>
@@ -1677,13 +1701,13 @@
         <w:t xml:space="preserve"> </w:t>
       </w:r>
       <w:r>
-        <w:t xml:space="preserve">Invoices page stays underneath, so closing the modal puts you right</w:t>
-      </w:r>
-      <w:r>
-        <w:t xml:space="preserve"> </w:t>
-      </w:r>
-      <w:r>
-        <w:t xml:space="preserve">back where you were.</w:t>
+        <w:t xml:space="preserve">Invoices page stays underneath, so closing the modal puts you right back</w:t>
+      </w:r>
+      <w:r>
+        <w:t xml:space="preserve"> </w:t>
+      </w:r>
+      <w:r>
+        <w:t xml:space="preserve">where you were.</w:t>
       </w:r>
     </w:p>
     <w:p>
@@ -2617,6 +2641,58 @@
       </w:r>
       <w:r>
         <w:t xml:space="preserve">— the screens are identical.</w:t>
+      </w:r>
+    </w:p>
+    <w:p>
+      <w:pPr>
+        <w:pStyle w:val="BodyText"/>
+      </w:pPr>
+      <w:r>
+        <w:rPr>
+          <w:b/>
+          <w:bCs/>
+        </w:rPr>
+        <w:t xml:space="preserve">Made a mistake?</w:t>
+      </w:r>
+      <w:r>
+        <w:t xml:space="preserve"> </w:t>
+      </w:r>
+      <w:r>
+        <w:t xml:space="preserve">Tap any of your own invoices to open the detail</w:t>
+      </w:r>
+      <w:r>
+        <w:t xml:space="preserve"> </w:t>
+      </w:r>
+      <w:r>
+        <w:t xml:space="preserve">panel and use the red</w:t>
+      </w:r>
+      <w:r>
+        <w:t xml:space="preserve"> </w:t>
+      </w:r>
+      <w:r>
+        <w:rPr>
+          <w:b/>
+          <w:bCs/>
+        </w:rPr>
+        <w:t xml:space="preserve">Delete invoice</w:t>
+      </w:r>
+      <w:r>
+        <w:t xml:space="preserve"> </w:t>
+      </w:r>
+      <w:r>
+        <w:t xml:space="preserve">button. The button only shows</w:t>
+      </w:r>
+      <w:r>
+        <w:t xml:space="preserve"> </w:t>
+      </w:r>
+      <w:r>
+        <w:t xml:space="preserve">on invoices you submitted. Receipts (Add Transaction) have the same</w:t>
+      </w:r>
+      <w:r>
+        <w:t xml:space="preserve"> </w:t>
+      </w:r>
+      <w:r>
+        <w:t xml:space="preserve">trash-can affordance from the My Transactions list.</w:t>
       </w:r>
     </w:p>
     <w:bookmarkEnd w:id="24"/>

--- a/docs/HOUSEHOLD_ADMIN_GUIDE.docx
+++ b/docs/HOUSEHOLD_ADMIN_GUIDE.docx
@@ -422,7 +422,7 @@
           <w:b/>
           <w:bCs/>
         </w:rPr>
-        <w:t xml:space="preserve">ledger.phillyshah.com</w:t>
+        <w:t xml:space="preserve">ledger.90ten.life</w:t>
       </w:r>
       <w:r>
         <w:t xml:space="preserve"> </w:t>
@@ -664,13 +664,13 @@
     <w:tbl>
       <w:tblPr>
         <w:tblStyle w:val="Table"/>
-        <w:tblW w:type="pct" w:w="4167"/>
+        <w:tblW w:type="pct" w:w="3611"/>
         <w:tblLayout w:type="fixed"/>
         <w:tblLook w:firstRow="1" w:lastRow="0" w:firstColumn="0" w:lastColumn="0" w:noHBand="0" w:noVBand="0" w:val="0020"/>
       </w:tblPr>
       <w:tblGrid>
-        <w:gridCol w:w="3300"/>
-        <w:gridCol w:w="3300"/>
+        <w:gridCol w:w="2860"/>
+        <w:gridCol w:w="2860"/>
       </w:tblGrid>
       <w:tr>
         <w:trPr>
@@ -736,7 +736,13 @@
               <w:t xml:space="preserve"> </w:t>
             </w:r>
             <w:r>
-              <w:t xml:space="preserve">household you’re a member of</w:t>
+              <w:t xml:space="preserve">household you’re a member</w:t>
+            </w:r>
+            <w:r>
+              <w:t xml:space="preserve"> </w:t>
+            </w:r>
+            <w:r>
+              <w:t xml:space="preserve">of</w:t>
             </w:r>
           </w:p>
         </w:tc>
@@ -748,13 +754,13 @@
               <w:jc w:val="left"/>
             </w:pPr>
             <w:r>
-              <w:t xml:space="preserve">View data for households you</w:t>
+              <w:t xml:space="preserve">View data for households</w:t>
             </w:r>
             <w:r>
               <w:t xml:space="preserve"> </w:t>
             </w:r>
             <w:r>
-              <w:t xml:space="preserve">aren’t a member of</w:t>
+              <w:t xml:space="preserve">you aren’t a member of</w:t>
             </w:r>
           </w:p>
         </w:tc>
@@ -768,13 +774,19 @@
               <w:jc w:val="left"/>
             </w:pPr>
             <w:r>
-              <w:t xml:space="preserve">See every invoice submitted</w:t>
+              <w:t xml:space="preserve">See every invoice</w:t>
             </w:r>
             <w:r>
               <w:t xml:space="preserve"> </w:t>
             </w:r>
             <w:r>
-              <w:t xml:space="preserve">for those households</w:t>
+              <w:t xml:space="preserve">submitted for those</w:t>
+            </w:r>
+            <w:r>
+              <w:t xml:space="preserve"> </w:t>
+            </w:r>
+            <w:r>
+              <w:t xml:space="preserve">households</w:t>
             </w:r>
           </w:p>
         </w:tc>
@@ -800,13 +812,19 @@
               <w:jc w:val="left"/>
             </w:pPr>
             <w:r>
-              <w:t xml:space="preserve">See every receipt submitted</w:t>
+              <w:t xml:space="preserve">See every receipt</w:t>
             </w:r>
             <w:r>
               <w:t xml:space="preserve"> </w:t>
             </w:r>
             <w:r>
-              <w:t xml:space="preserve">for those households</w:t>
+              <w:t xml:space="preserve">submitted for those</w:t>
+            </w:r>
+            <w:r>
+              <w:t xml:space="preserve"> </w:t>
+            </w:r>
+            <w:r>
+              <w:t xml:space="preserve">households</w:t>
             </w:r>
           </w:p>
         </w:tc>
@@ -818,19 +836,19 @@
               <w:jc w:val="left"/>
             </w:pPr>
             <w:r>
-              <w:t xml:space="preserve">Approve or reject invoices</w:t>
+              <w:t xml:space="preserve">Approve or reject</w:t>
             </w:r>
             <w:r>
               <w:t xml:space="preserve"> </w:t>
             </w:r>
             <w:r>
-              <w:t xml:space="preserve">(those statuses no longer</w:t>
+              <w:t xml:space="preserve">invoices (those statuses</w:t>
             </w:r>
             <w:r>
               <w:t xml:space="preserve"> </w:t>
             </w:r>
             <w:r>
-              <w:t xml:space="preserve">exist)</w:t>
+              <w:t xml:space="preserve">no longer exist)</w:t>
             </w:r>
           </w:p>
         </w:tc>
@@ -844,13 +862,13 @@
               <w:jc w:val="left"/>
             </w:pPr>
             <w:r>
-              <w:t xml:space="preserve">Generate reports and export</w:t>
+              <w:t xml:space="preserve">Generate reports and</w:t>
             </w:r>
             <w:r>
               <w:t xml:space="preserve"> </w:t>
             </w:r>
             <w:r>
-              <w:t xml:space="preserve">CSV/PDF</w:t>
+              <w:t xml:space="preserve">export CSV/PDF</w:t>
             </w:r>
           </w:p>
         </w:tc>
@@ -882,13 +900,13 @@
               <w:jc w:val="left"/>
             </w:pPr>
             <w:r>
-              <w:t xml:space="preserve">Submit your own receipts (Add</w:t>
+              <w:t xml:space="preserve">Submit your own receipts</w:t>
             </w:r>
             <w:r>
               <w:t xml:space="preserve"> </w:t>
             </w:r>
             <w:r>
-              <w:t xml:space="preserve">Transaction)</w:t>
+              <w:t xml:space="preserve">(Add Transaction)</w:t>
             </w:r>
           </w:p>
         </w:tc>
@@ -900,13 +918,13 @@
               <w:jc w:val="left"/>
             </w:pPr>
             <w:r>
-              <w:t xml:space="preserve">Create, edit, or delete user</w:t>
+              <w:t xml:space="preserve">Create, edit, or delete</w:t>
             </w:r>
             <w:r>
               <w:t xml:space="preserve"> </w:t>
             </w:r>
             <w:r>
-              <w:t xml:space="preserve">accounts</w:t>
+              <w:t xml:space="preserve">user accounts</w:t>
             </w:r>
           </w:p>
         </w:tc>
@@ -1006,13 +1024,13 @@
               <w:jc w:val="left"/>
             </w:pPr>
             <w:r>
-              <w:t xml:space="preserve">Switch language (English /</w:t>
+              <w:t xml:space="preserve">Switch language (English</w:t>
             </w:r>
             <w:r>
               <w:t xml:space="preserve"> </w:t>
             </w:r>
             <w:r>
-              <w:t xml:space="preserve">Portuguese)</w:t>
+              <w:t xml:space="preserve">/ Portuguese)</w:t>
             </w:r>
           </w:p>
         </w:tc>
@@ -1079,7 +1097,7 @@
           <w:b/>
           <w:bCs/>
         </w:rPr>
-        <w:t xml:space="preserve">ledger.phillyshah.com</w:t>
+        <w:t xml:space="preserve">ledger.90ten.life</w:t>
       </w:r>
       <w:r>
         <w:t xml:space="preserve">.</w:t>

--- a/docs/HOUSEHOLD_ADMIN_GUIDE.docx
+++ b/docs/HOUSEHOLD_ADMIN_GUIDE.docx
@@ -2,7 +2,7 @@
 <file path=word/document.xml><?xml version="1.0" encoding="utf-8"?>
 <w:document xmlns:w="http://schemas.openxmlformats.org/wordprocessingml/2006/main" xmlns:m="http://schemas.openxmlformats.org/officeDocument/2006/math" xmlns:r="http://schemas.openxmlformats.org/officeDocument/2006/relationships" xmlns:o="urn:schemas-microsoft-com:office:office" xmlns:v="urn:schemas-microsoft-com:vml" xmlns:w10="urn:schemas-microsoft-com:office:word" xmlns:a="http://schemas.openxmlformats.org/drawingml/2006/main" xmlns:pic="http://schemas.openxmlformats.org/drawingml/2006/picture" xmlns:wp="http://schemas.openxmlformats.org/drawingml/2006/wordprocessingDrawing">
   <w:body>
-    <w:bookmarkStart w:id="28" w:name="ledgerx-household-admin-guide"/>
+    <w:bookmarkStart w:id="29" w:name="ledgerx-household-admin-guide"/>
     <w:p>
       <w:pPr>
         <w:pStyle w:val="Heading1"/>
@@ -664,13 +664,13 @@
     <w:tbl>
       <w:tblPr>
         <w:tblStyle w:val="Table"/>
-        <w:tblW w:type="pct" w:w="3611"/>
+        <w:tblW w:type="pct" w:w="3056"/>
         <w:tblLayout w:type="fixed"/>
         <w:tblLook w:firstRow="1" w:lastRow="0" w:firstColumn="0" w:lastColumn="0" w:noHBand="0" w:noVBand="0" w:val="0020"/>
       </w:tblPr>
       <w:tblGrid>
-        <w:gridCol w:w="2860"/>
-        <w:gridCol w:w="2860"/>
+        <w:gridCol w:w="2420"/>
+        <w:gridCol w:w="2420"/>
       </w:tblGrid>
       <w:tr>
         <w:trPr>
@@ -730,19 +730,19 @@
               <w:jc w:val="left"/>
             </w:pPr>
             <w:r>
-              <w:t xml:space="preserve">View analytics for every</w:t>
+              <w:t xml:space="preserve">View analytics for</w:t>
             </w:r>
             <w:r>
               <w:t xml:space="preserve"> </w:t>
             </w:r>
             <w:r>
-              <w:t xml:space="preserve">household you’re a member</w:t>
+              <w:t xml:space="preserve">every household</w:t>
             </w:r>
             <w:r>
               <w:t xml:space="preserve"> </w:t>
             </w:r>
             <w:r>
-              <w:t xml:space="preserve">of</w:t>
+              <w:t xml:space="preserve">you’re a member of</w:t>
             </w:r>
           </w:p>
         </w:tc>
@@ -754,13 +754,19 @@
               <w:jc w:val="left"/>
             </w:pPr>
             <w:r>
-              <w:t xml:space="preserve">View data for households</w:t>
+              <w:t xml:space="preserve">View data for</w:t>
             </w:r>
             <w:r>
               <w:t xml:space="preserve"> </w:t>
             </w:r>
             <w:r>
-              <w:t xml:space="preserve">you aren’t a member of</w:t>
+              <w:t xml:space="preserve">households you aren’t</w:t>
+            </w:r>
+            <w:r>
+              <w:t xml:space="preserve"> </w:t>
+            </w:r>
+            <w:r>
+              <w:t xml:space="preserve">a member of</w:t>
             </w:r>
           </w:p>
         </w:tc>
@@ -798,7 +804,13 @@
               <w:jc w:val="left"/>
             </w:pPr>
             <w:r>
-              <w:t xml:space="preserve">Mark an invoice as Paid</w:t>
+              <w:t xml:space="preserve">Mark an invoice as</w:t>
+            </w:r>
+            <w:r>
+              <w:t xml:space="preserve"> </w:t>
+            </w:r>
+            <w:r>
+              <w:t xml:space="preserve">Paid</w:t>
             </w:r>
           </w:p>
         </w:tc>
@@ -842,13 +854,19 @@
               <w:t xml:space="preserve"> </w:t>
             </w:r>
             <w:r>
-              <w:t xml:space="preserve">invoices (those statuses</w:t>
+              <w:t xml:space="preserve">invoices (those</w:t>
             </w:r>
             <w:r>
               <w:t xml:space="preserve"> </w:t>
             </w:r>
             <w:r>
-              <w:t xml:space="preserve">no longer exist)</w:t>
+              <w:t xml:space="preserve">statuses no longer</w:t>
+            </w:r>
+            <w:r>
+              <w:t xml:space="preserve"> </w:t>
+            </w:r>
+            <w:r>
+              <w:t xml:space="preserve">exist)</w:t>
             </w:r>
           </w:p>
         </w:tc>
@@ -880,13 +898,13 @@
               <w:jc w:val="left"/>
             </w:pPr>
             <w:r>
-              <w:t xml:space="preserve">Create, edit, or delete</w:t>
+              <w:t xml:space="preserve">Create, edit, or</w:t>
             </w:r>
             <w:r>
               <w:t xml:space="preserve"> </w:t>
             </w:r>
             <w:r>
-              <w:t xml:space="preserve">households</w:t>
+              <w:t xml:space="preserve">delete households</w:t>
             </w:r>
           </w:p>
         </w:tc>
@@ -900,13 +918,19 @@
               <w:jc w:val="left"/>
             </w:pPr>
             <w:r>
-              <w:t xml:space="preserve">Submit your own receipts</w:t>
+              <w:t xml:space="preserve">Submit your own</w:t>
             </w:r>
             <w:r>
               <w:t xml:space="preserve"> </w:t>
             </w:r>
             <w:r>
-              <w:t xml:space="preserve">(Add Transaction)</w:t>
+              <w:t xml:space="preserve">receipts (Add</w:t>
+            </w:r>
+            <w:r>
+              <w:t xml:space="preserve"> </w:t>
+            </w:r>
+            <w:r>
+              <w:t xml:space="preserve">Transaction)</w:t>
             </w:r>
           </w:p>
         </w:tc>
@@ -918,13 +942,13 @@
               <w:jc w:val="left"/>
             </w:pPr>
             <w:r>
-              <w:t xml:space="preserve">Create, edit, or delete</w:t>
+              <w:t xml:space="preserve">Create, edit, or</w:t>
             </w:r>
             <w:r>
               <w:t xml:space="preserve"> </w:t>
             </w:r>
             <w:r>
-              <w:t xml:space="preserve">user accounts</w:t>
+              <w:t xml:space="preserve">delete user accounts</w:t>
             </w:r>
           </w:p>
         </w:tc>
@@ -938,13 +962,19 @@
               <w:jc w:val="left"/>
             </w:pPr>
             <w:r>
-              <w:t xml:space="preserve">Submit your own invoices</w:t>
+              <w:t xml:space="preserve">Submit your own</w:t>
             </w:r>
             <w:r>
               <w:t xml:space="preserve"> </w:t>
             </w:r>
             <w:r>
-              <w:t xml:space="preserve">(Submit Invoice)</w:t>
+              <w:t xml:space="preserve">invoices (Submit</w:t>
+            </w:r>
+            <w:r>
+              <w:t xml:space="preserve"> </w:t>
+            </w:r>
+            <w:r>
+              <w:t xml:space="preserve">Invoice)</w:t>
             </w:r>
           </w:p>
         </w:tc>
@@ -956,13 +986,13 @@
               <w:jc w:val="left"/>
             </w:pPr>
             <w:r>
-              <w:t xml:space="preserve">Create or assign expense</w:t>
+              <w:t xml:space="preserve">Create or assign</w:t>
             </w:r>
             <w:r>
               <w:t xml:space="preserve"> </w:t>
             </w:r>
             <w:r>
-              <w:t xml:space="preserve">categories</w:t>
+              <w:t xml:space="preserve">expense categories</w:t>
             </w:r>
           </w:p>
         </w:tc>
@@ -976,7 +1006,13 @@
               <w:jc w:val="left"/>
             </w:pPr>
             <w:r>
-              <w:t xml:space="preserve">Edit or delete receipts</w:t>
+              <w:t xml:space="preserve">Edit or delete</w:t>
+            </w:r>
+            <w:r>
+              <w:t xml:space="preserve"> </w:t>
+            </w:r>
+            <w:r>
+              <w:t xml:space="preserve">receipts</w:t>
             </w:r>
             <w:r>
               <w:t xml:space="preserve"> </w:t>
@@ -1004,13 +1040,19 @@
               <w:jc w:val="left"/>
             </w:pPr>
             <w:r>
-              <w:t xml:space="preserve">Edit or delete receipts</w:t>
+              <w:t xml:space="preserve">Edit or delete</w:t>
             </w:r>
             <w:r>
               <w:t xml:space="preserve"> </w:t>
             </w:r>
             <w:r>
-              <w:t xml:space="preserve">submitted by others</w:t>
+              <w:t xml:space="preserve">receipts submitted by</w:t>
+            </w:r>
+            <w:r>
+              <w:t xml:space="preserve"> </w:t>
+            </w:r>
+            <w:r>
+              <w:t xml:space="preserve">others</w:t>
             </w:r>
           </w:p>
         </w:tc>
@@ -1024,13 +1066,19 @@
               <w:jc w:val="left"/>
             </w:pPr>
             <w:r>
-              <w:t xml:space="preserve">Switch language (English</w:t>
+              <w:t xml:space="preserve">Switch language</w:t>
             </w:r>
             <w:r>
               <w:t xml:space="preserve"> </w:t>
             </w:r>
             <w:r>
-              <w:t xml:space="preserve">/ Portuguese)</w:t>
+              <w:t xml:space="preserve">(English /</w:t>
+            </w:r>
+            <w:r>
+              <w:t xml:space="preserve"> </w:t>
+            </w:r>
+            <w:r>
+              <w:t xml:space="preserve">Portuguese)</w:t>
             </w:r>
           </w:p>
         </w:tc>
@@ -1042,13 +1090,13 @@
               <w:jc w:val="left"/>
             </w:pPr>
             <w:r>
-              <w:t xml:space="preserve">Change property type on a</w:t>
+              <w:t xml:space="preserve">Change property type</w:t>
             </w:r>
             <w:r>
               <w:t xml:space="preserve"> </w:t>
             </w:r>
             <w:r>
-              <w:t xml:space="preserve">household</w:t>
+              <w:t xml:space="preserve">on a household</w:t>
             </w:r>
           </w:p>
         </w:tc>
@@ -2714,12 +2762,78 @@
       </w:r>
     </w:p>
     <w:bookmarkEnd w:id="24"/>
-    <w:bookmarkStart w:id="25" w:name="account-settings"/>
+    <w:bookmarkStart w:id="25" w:name="whats-new-bell-icon"/>
     <w:p>
       <w:pPr>
         <w:pStyle w:val="Heading2"/>
       </w:pPr>
       <w:r>
+        <w:t xml:space="preserve">What’s New (Bell Icon)</w:t>
+      </w:r>
+    </w:p>
+    <w:p>
+      <w:pPr>
+        <w:pStyle w:val="FirstParagraph"/>
+      </w:pPr>
+      <w:r>
+        <w:t xml:space="preserve">A</w:t>
+      </w:r>
+      <w:r>
+        <w:t xml:space="preserve"> </w:t>
+      </w:r>
+      <w:r>
+        <w:rPr>
+          <w:b/>
+          <w:bCs/>
+        </w:rPr>
+        <w:t xml:space="preserve">bell icon</w:t>
+      </w:r>
+      <w:r>
+        <w:t xml:space="preserve"> </w:t>
+      </w:r>
+      <w:r>
+        <w:t xml:space="preserve">lives in the top-right of every page (and at the bottom of the admin sidebar on desktop, if you ever switch into an admin view). Tap it to see what’s been shipped recently — version, date, and a short description of each release.</w:t>
+      </w:r>
+    </w:p>
+    <w:p>
+      <w:pPr>
+        <w:pStyle w:val="BodyText"/>
+      </w:pPr>
+      <w:r>
+        <w:t xml:space="preserve">The bell turns</w:t>
+      </w:r>
+      <w:r>
+        <w:t xml:space="preserve"> </w:t>
+      </w:r>
+      <w:r>
+        <w:rPr>
+          <w:b/>
+          <w:bCs/>
+        </w:rPr>
+        <w:t xml:space="preserve">amber with a small red dot</w:t>
+      </w:r>
+      <w:r>
+        <w:t xml:space="preserve"> </w:t>
+      </w:r>
+      <w:r>
+        <w:t xml:space="preserve">when there’s a release you haven’t read. Opening the panel clears the dot. Read state is per browser/device, so signing in on your phone after reading on your laptop will briefly show the dot again until you tap the bell there too.</w:t>
+      </w:r>
+    </w:p>
+    <w:p>
+      <w:pPr>
+        <w:pStyle w:val="BodyText"/>
+      </w:pPr>
+      <w:r>
+        <w:t xml:space="preserve">We use this to keep you in the loop as features ship — no more silent updates.</w:t>
+      </w:r>
+    </w:p>
+    <w:bookmarkEnd w:id="25"/>
+    <w:bookmarkStart w:id="26" w:name="account-settings"/>
+    <w:p>
+      <w:pPr>
+        <w:pStyle w:val="Heading2"/>
+      </w:pPr>
+      <w:r>
         <w:t xml:space="preserve">Account Settings</w:t>
       </w:r>
     </w:p>
@@ -2795,8 +2909,8 @@
         <w:t xml:space="preserve">interface swaps immediately</w:t>
       </w:r>
     </w:p>
-    <w:bookmarkEnd w:id="25"/>
-    <w:bookmarkStart w:id="26" w:name="faq"/>
+    <w:bookmarkEnd w:id="26"/>
+    <w:bookmarkStart w:id="27" w:name="faq"/>
     <w:p>
       <w:pPr>
         <w:pStyle w:val="Heading2"/>
@@ -3033,8 +3147,8 @@
         <w:t xml:space="preserve">This may be added later.</w:t>
       </w:r>
     </w:p>
-    <w:bookmarkEnd w:id="26"/>
-    <w:bookmarkStart w:id="27" w:name="getting-help"/>
+    <w:bookmarkEnd w:id="27"/>
+    <w:bookmarkStart w:id="28" w:name="getting-help"/>
     <w:p>
       <w:pPr>
         <w:pStyle w:val="Heading2"/>
@@ -3115,8 +3229,8 @@
         <w:t xml:space="preserve">day-to-day visibility and platform-level changes.</w:t>
       </w:r>
     </w:p>
-    <w:bookmarkEnd w:id="27"/>
     <w:bookmarkEnd w:id="28"/>
+    <w:bookmarkEnd w:id="29"/>
     <w:sectPr>
       <w:footnotePr>
         <w:numRestart w:val="eachSect"/>

--- a/docs/HOUSEHOLD_ADMIN_GUIDE.docx
+++ b/docs/HOUSEHOLD_ADMIN_GUIDE.docx
@@ -2,7 +2,7 @@
 <file path=word/document.xml><?xml version="1.0" encoding="utf-8"?>
 <w:document xmlns:w="http://schemas.openxmlformats.org/wordprocessingml/2006/main" xmlns:m="http://schemas.openxmlformats.org/officeDocument/2006/math" xmlns:r="http://schemas.openxmlformats.org/officeDocument/2006/relationships" xmlns:o="urn:schemas-microsoft-com:office:office" xmlns:v="urn:schemas-microsoft-com:vml" xmlns:w10="urn:schemas-microsoft-com:office:word" xmlns:a="http://schemas.openxmlformats.org/drawingml/2006/main" xmlns:pic="http://schemas.openxmlformats.org/drawingml/2006/picture" xmlns:wp="http://schemas.openxmlformats.org/drawingml/2006/wordprocessingDrawing">
   <w:body>
-    <w:bookmarkStart w:id="29" w:name="ledgerx-household-admin-guide"/>
+    <w:bookmarkStart w:id="30" w:name="ledgerx-household-admin-guide"/>
     <w:p>
       <w:pPr>
         <w:pStyle w:val="Heading1"/>
@@ -664,13 +664,13 @@
     <w:tbl>
       <w:tblPr>
         <w:tblStyle w:val="Table"/>
-        <w:tblW w:type="pct" w:w="3056"/>
+        <w:tblW w:type="pct" w:w="2639"/>
         <w:tblLayout w:type="fixed"/>
         <w:tblLook w:firstRow="1" w:lastRow="0" w:firstColumn="0" w:lastColumn="0" w:noHBand="0" w:noVBand="0" w:val="0020"/>
       </w:tblPr>
       <w:tblGrid>
-        <w:gridCol w:w="2420"/>
-        <w:gridCol w:w="2420"/>
+        <w:gridCol w:w="2090"/>
+        <w:gridCol w:w="2090"/>
       </w:tblGrid>
       <w:tr>
         <w:trPr>
@@ -760,13 +760,13 @@
               <w:t xml:space="preserve"> </w:t>
             </w:r>
             <w:r>
-              <w:t xml:space="preserve">households you aren’t</w:t>
+              <w:t xml:space="preserve">households you</w:t>
             </w:r>
             <w:r>
               <w:t xml:space="preserve"> </w:t>
             </w:r>
             <w:r>
-              <w:t xml:space="preserve">a member of</w:t>
+              <w:t xml:space="preserve">aren’t a member of</w:t>
             </w:r>
           </w:p>
         </w:tc>
@@ -786,13 +786,13 @@
               <w:t xml:space="preserve"> </w:t>
             </w:r>
             <w:r>
-              <w:t xml:space="preserve">submitted for those</w:t>
+              <w:t xml:space="preserve">submitted for</w:t>
             </w:r>
             <w:r>
               <w:t xml:space="preserve"> </w:t>
             </w:r>
             <w:r>
-              <w:t xml:space="preserve">households</w:t>
+              <w:t xml:space="preserve">those households</w:t>
             </w:r>
           </w:p>
         </w:tc>
@@ -830,13 +830,13 @@
               <w:t xml:space="preserve"> </w:t>
             </w:r>
             <w:r>
-              <w:t xml:space="preserve">submitted for those</w:t>
+              <w:t xml:space="preserve">submitted for</w:t>
             </w:r>
             <w:r>
               <w:t xml:space="preserve"> </w:t>
             </w:r>
             <w:r>
-              <w:t xml:space="preserve">households</w:t>
+              <w:t xml:space="preserve">those households</w:t>
             </w:r>
           </w:p>
         </w:tc>
@@ -880,13 +880,13 @@
               <w:jc w:val="left"/>
             </w:pPr>
             <w:r>
-              <w:t xml:space="preserve">Generate reports and</w:t>
+              <w:t xml:space="preserve">Generate reports</w:t>
             </w:r>
             <w:r>
               <w:t xml:space="preserve"> </w:t>
             </w:r>
             <w:r>
-              <w:t xml:space="preserve">export CSV/PDF</w:t>
+              <w:t xml:space="preserve">and export CSV/PDF</w:t>
             </w:r>
           </w:p>
         </w:tc>
@@ -948,7 +948,13 @@
               <w:t xml:space="preserve"> </w:t>
             </w:r>
             <w:r>
-              <w:t xml:space="preserve">delete user accounts</w:t>
+              <w:t xml:space="preserve">delete user</w:t>
+            </w:r>
+            <w:r>
+              <w:t xml:space="preserve"> </w:t>
+            </w:r>
+            <w:r>
+              <w:t xml:space="preserve">accounts</w:t>
             </w:r>
           </w:p>
         </w:tc>
@@ -1046,13 +1052,13 @@
               <w:t xml:space="preserve"> </w:t>
             </w:r>
             <w:r>
-              <w:t xml:space="preserve">receipts submitted by</w:t>
+              <w:t xml:space="preserve">receipts submitted</w:t>
             </w:r>
             <w:r>
               <w:t xml:space="preserve"> </w:t>
             </w:r>
             <w:r>
-              <w:t xml:space="preserve">others</w:t>
+              <w:t xml:space="preserve">by others</w:t>
             </w:r>
           </w:p>
         </w:tc>
@@ -1090,13 +1096,19 @@
               <w:jc w:val="left"/>
             </w:pPr>
             <w:r>
-              <w:t xml:space="preserve">Change property type</w:t>
+              <w:t xml:space="preserve">Change property</w:t>
             </w:r>
             <w:r>
               <w:t xml:space="preserve"> </w:t>
             </w:r>
             <w:r>
-              <w:t xml:space="preserve">on a household</w:t>
+              <w:t xml:space="preserve">type on a</w:t>
+            </w:r>
+            <w:r>
+              <w:t xml:space="preserve"> </w:t>
+            </w:r>
+            <w:r>
+              <w:t xml:space="preserve">household</w:t>
             </w:r>
           </w:p>
         </w:tc>
@@ -2762,12 +2774,50 @@
       </w:r>
     </w:p>
     <w:bookmarkEnd w:id="24"/>
-    <w:bookmarkStart w:id="25" w:name="whats-new-bell-icon"/>
+    <w:bookmarkStart w:id="25" w:name="vendor-catalog-auto-fill-on-entry"/>
     <w:p>
       <w:pPr>
         <w:pStyle w:val="Heading2"/>
       </w:pPr>
       <w:r>
+        <w:t xml:space="preserve">Vendor Catalog (Auto-fill on Entry)</w:t>
+      </w:r>
+    </w:p>
+    <w:p>
+      <w:pPr>
+        <w:pStyle w:val="FirstParagraph"/>
+      </w:pPr>
+      <w:r>
+        <w:t xml:space="preserve">When you type a vendor name on Add Transaction, the field autocompletes from a shared catalog. Past vendors used in your household are remembered and the category snaps in. Admins can also curate</w:t>
+      </w:r>
+      <w:r>
+        <w:t xml:space="preserve"> </w:t>
+      </w:r>
+      <w:r>
+        <w:t xml:space="preserve">“global”</w:t>
+      </w:r>
+      <w:r>
+        <w:t xml:space="preserve"> </w:t>
+      </w:r>
+      <w:r>
+        <w:t xml:space="preserve">vendors (Home Depot, Comcast, Amazon, etc.) that apply across every household, so even a brand-new household member gets sensible auto-fills on day one.</w:t>
+      </w:r>
+    </w:p>
+    <w:p>
+      <w:pPr>
+        <w:pStyle w:val="BodyText"/>
+      </w:pPr>
+      <w:r>
+        <w:t xml:space="preserve">If a category gets filled in for you, you can always overwrite it before saving — the suggestion is just a starting point.</w:t>
+      </w:r>
+    </w:p>
+    <w:bookmarkEnd w:id="25"/>
+    <w:bookmarkStart w:id="26" w:name="whats-new-bell-icon"/>
+    <w:p>
+      <w:pPr>
+        <w:pStyle w:val="Heading2"/>
+      </w:pPr>
+      <w:r>
         <w:t xml:space="preserve">What’s New (Bell Icon)</w:t>
       </w:r>
     </w:p>
@@ -2792,7 +2842,25 @@
         <w:t xml:space="preserve"> </w:t>
       </w:r>
       <w:r>
-        <w:t xml:space="preserve">lives in the top-right of every page (and at the bottom of the admin sidebar on desktop, if you ever switch into an admin view). Tap it to see what’s been shipped recently — version, date, and a short description of each release.</w:t>
+        <w:t xml:space="preserve">lives in the top-right of every page (and at the bottom</w:t>
+      </w:r>
+      <w:r>
+        <w:t xml:space="preserve"> </w:t>
+      </w:r>
+      <w:r>
+        <w:t xml:space="preserve">of the admin sidebar on desktop, if you ever switch into an admin view).</w:t>
+      </w:r>
+      <w:r>
+        <w:t xml:space="preserve"> </w:t>
+      </w:r>
+      <w:r>
+        <w:t xml:space="preserve">Tap it to see what’s been shipped recently — version, date, and a</w:t>
+      </w:r>
+      <w:r>
+        <w:t xml:space="preserve"> </w:t>
+      </w:r>
+      <w:r>
+        <w:t xml:space="preserve">short description of each release.</w:t>
       </w:r>
     </w:p>
     <w:p>
@@ -2816,7 +2884,25 @@
         <w:t xml:space="preserve"> </w:t>
       </w:r>
       <w:r>
-        <w:t xml:space="preserve">when there’s a release you haven’t read. Opening the panel clears the dot. Read state is per browser/device, so signing in on your phone after reading on your laptop will briefly show the dot again until you tap the bell there too.</w:t>
+        <w:t xml:space="preserve">when there’s a release you</w:t>
+      </w:r>
+      <w:r>
+        <w:t xml:space="preserve"> </w:t>
+      </w:r>
+      <w:r>
+        <w:t xml:space="preserve">haven’t read. Opening the panel clears the dot. Read state is per</w:t>
+      </w:r>
+      <w:r>
+        <w:t xml:space="preserve"> </w:t>
+      </w:r>
+      <w:r>
+        <w:t xml:space="preserve">browser/device, so signing in on your phone after reading on your laptop</w:t>
+      </w:r>
+      <w:r>
+        <w:t xml:space="preserve"> </w:t>
+      </w:r>
+      <w:r>
+        <w:t xml:space="preserve">will briefly show the dot again until you tap the bell there too.</w:t>
       </w:r>
     </w:p>
     <w:p>
@@ -2824,11 +2910,17 @@
         <w:pStyle w:val="BodyText"/>
       </w:pPr>
       <w:r>
-        <w:t xml:space="preserve">We use this to keep you in the loop as features ship — no more silent updates.</w:t>
-      </w:r>
-    </w:p>
-    <w:bookmarkEnd w:id="25"/>
-    <w:bookmarkStart w:id="26" w:name="account-settings"/>
+        <w:t xml:space="preserve">We use this to keep you in the loop as features ship — no more silent</w:t>
+      </w:r>
+      <w:r>
+        <w:t xml:space="preserve"> </w:t>
+      </w:r>
+      <w:r>
+        <w:t xml:space="preserve">updates.</w:t>
+      </w:r>
+    </w:p>
+    <w:bookmarkEnd w:id="26"/>
+    <w:bookmarkStart w:id="27" w:name="account-settings"/>
     <w:p>
       <w:pPr>
         <w:pStyle w:val="Heading2"/>
@@ -2909,8 +3001,8 @@
         <w:t xml:space="preserve">interface swaps immediately</w:t>
       </w:r>
     </w:p>
-    <w:bookmarkEnd w:id="26"/>
-    <w:bookmarkStart w:id="27" w:name="faq"/>
+    <w:bookmarkEnd w:id="27"/>
+    <w:bookmarkStart w:id="28" w:name="faq"/>
     <w:p>
       <w:pPr>
         <w:pStyle w:val="Heading2"/>
@@ -3147,8 +3239,8 @@
         <w:t xml:space="preserve">This may be added later.</w:t>
       </w:r>
     </w:p>
-    <w:bookmarkEnd w:id="27"/>
-    <w:bookmarkStart w:id="28" w:name="getting-help"/>
+    <w:bookmarkEnd w:id="28"/>
+    <w:bookmarkStart w:id="29" w:name="getting-help"/>
     <w:p>
       <w:pPr>
         <w:pStyle w:val="Heading2"/>
@@ -3229,8 +3321,8 @@
         <w:t xml:space="preserve">day-to-day visibility and platform-level changes.</w:t>
       </w:r>
     </w:p>
-    <w:bookmarkEnd w:id="28"/>
     <w:bookmarkEnd w:id="29"/>
+    <w:bookmarkEnd w:id="30"/>
     <w:sectPr>
       <w:footnotePr>
         <w:numRestart w:val="eachSect"/>

--- a/docs/HOUSEHOLD_ADMIN_GUIDE.docx
+++ b/docs/HOUSEHOLD_ADMIN_GUIDE.docx
@@ -2,7 +2,7 @@
 <file path=word/document.xml><?xml version="1.0" encoding="utf-8"?>
 <w:document xmlns:w="http://schemas.openxmlformats.org/wordprocessingml/2006/main" xmlns:m="http://schemas.openxmlformats.org/officeDocument/2006/math" xmlns:r="http://schemas.openxmlformats.org/officeDocument/2006/relationships" xmlns:o="urn:schemas-microsoft-com:office:office" xmlns:v="urn:schemas-microsoft-com:vml" xmlns:w10="urn:schemas-microsoft-com:office:word" xmlns:a="http://schemas.openxmlformats.org/drawingml/2006/main" xmlns:pic="http://schemas.openxmlformats.org/drawingml/2006/picture" xmlns:wp="http://schemas.openxmlformats.org/drawingml/2006/wordprocessingDrawing">
   <w:body>
-    <w:bookmarkStart w:id="30" w:name="ledgerx-household-admin-guide"/>
+    <w:bookmarkStart w:id="31" w:name="ledgerx-household-admin-guide"/>
     <w:p>
       <w:pPr>
         <w:pStyle w:val="Heading1"/>
@@ -664,13 +664,13 @@
     <w:tbl>
       <w:tblPr>
         <w:tblStyle w:val="Table"/>
-        <w:tblW w:type="pct" w:w="2639"/>
+        <w:tblW w:type="pct" w:w="2222"/>
         <w:tblLayout w:type="fixed"/>
         <w:tblLook w:firstRow="1" w:lastRow="0" w:firstColumn="0" w:lastColumn="0" w:noHBand="0" w:noVBand="0" w:val="0020"/>
       </w:tblPr>
       <w:tblGrid>
-        <w:gridCol w:w="2090"/>
-        <w:gridCol w:w="2090"/>
+        <w:gridCol w:w="1760"/>
+        <w:gridCol w:w="1760"/>
       </w:tblGrid>
       <w:tr>
         <w:trPr>
@@ -730,19 +730,31 @@
               <w:jc w:val="left"/>
             </w:pPr>
             <w:r>
-              <w:t xml:space="preserve">View analytics for</w:t>
+              <w:t xml:space="preserve">View analytics</w:t>
             </w:r>
             <w:r>
               <w:t xml:space="preserve"> </w:t>
             </w:r>
             <w:r>
-              <w:t xml:space="preserve">every household</w:t>
+              <w:t xml:space="preserve">for every</w:t>
             </w:r>
             <w:r>
               <w:t xml:space="preserve"> </w:t>
             </w:r>
             <w:r>
-              <w:t xml:space="preserve">you’re a member of</w:t>
+              <w:t xml:space="preserve">household</w:t>
+            </w:r>
+            <w:r>
+              <w:t xml:space="preserve"> </w:t>
+            </w:r>
+            <w:r>
+              <w:t xml:space="preserve">you’re a member</w:t>
+            </w:r>
+            <w:r>
+              <w:t xml:space="preserve"> </w:t>
+            </w:r>
+            <w:r>
+              <w:t xml:space="preserve">of</w:t>
             </w:r>
           </w:p>
         </w:tc>
@@ -766,7 +778,13 @@
               <w:t xml:space="preserve"> </w:t>
             </w:r>
             <w:r>
-              <w:t xml:space="preserve">aren’t a member of</w:t>
+              <w:t xml:space="preserve">aren’t a member</w:t>
+            </w:r>
+            <w:r>
+              <w:t xml:space="preserve"> </w:t>
+            </w:r>
+            <w:r>
+              <w:t xml:space="preserve">of</w:t>
             </w:r>
           </w:p>
         </w:tc>
@@ -780,19 +798,31 @@
               <w:jc w:val="left"/>
             </w:pPr>
             <w:r>
-              <w:t xml:space="preserve">See every invoice</w:t>
+              <w:t xml:space="preserve">See every</w:t>
             </w:r>
             <w:r>
               <w:t xml:space="preserve"> </w:t>
             </w:r>
             <w:r>
+              <w:t xml:space="preserve">invoice</w:t>
+            </w:r>
+            <w:r>
+              <w:t xml:space="preserve"> </w:t>
+            </w:r>
+            <w:r>
               <w:t xml:space="preserve">submitted for</w:t>
             </w:r>
             <w:r>
               <w:t xml:space="preserve"> </w:t>
             </w:r>
             <w:r>
-              <w:t xml:space="preserve">those households</w:t>
+              <w:t xml:space="preserve">those</w:t>
+            </w:r>
+            <w:r>
+              <w:t xml:space="preserve"> </w:t>
+            </w:r>
+            <w:r>
+              <w:t xml:space="preserve">households</w:t>
             </w:r>
           </w:p>
         </w:tc>
@@ -804,13 +834,13 @@
               <w:jc w:val="left"/>
             </w:pPr>
             <w:r>
-              <w:t xml:space="preserve">Mark an invoice as</w:t>
+              <w:t xml:space="preserve">Mark an invoice</w:t>
             </w:r>
             <w:r>
               <w:t xml:space="preserve"> </w:t>
             </w:r>
             <w:r>
-              <w:t xml:space="preserve">Paid</w:t>
+              <w:t xml:space="preserve">as Paid</w:t>
             </w:r>
           </w:p>
         </w:tc>
@@ -824,19 +854,31 @@
               <w:jc w:val="left"/>
             </w:pPr>
             <w:r>
-              <w:t xml:space="preserve">See every receipt</w:t>
+              <w:t xml:space="preserve">See every</w:t>
             </w:r>
             <w:r>
               <w:t xml:space="preserve"> </w:t>
             </w:r>
             <w:r>
+              <w:t xml:space="preserve">receipt</w:t>
+            </w:r>
+            <w:r>
+              <w:t xml:space="preserve"> </w:t>
+            </w:r>
+            <w:r>
               <w:t xml:space="preserve">submitted for</w:t>
             </w:r>
             <w:r>
               <w:t xml:space="preserve"> </w:t>
             </w:r>
             <w:r>
-              <w:t xml:space="preserve">those households</w:t>
+              <w:t xml:space="preserve">those</w:t>
+            </w:r>
+            <w:r>
+              <w:t xml:space="preserve"> </w:t>
+            </w:r>
+            <w:r>
+              <w:t xml:space="preserve">households</w:t>
             </w:r>
           </w:p>
         </w:tc>
@@ -848,19 +890,25 @@
               <w:jc w:val="left"/>
             </w:pPr>
             <w:r>
-              <w:t xml:space="preserve">Approve or reject</w:t>
+              <w:t xml:space="preserve">Approve or</w:t>
             </w:r>
             <w:r>
               <w:t xml:space="preserve"> </w:t>
             </w:r>
             <w:r>
-              <w:t xml:space="preserve">invoices (those</w:t>
+              <w:t xml:space="preserve">reject invoices</w:t>
             </w:r>
             <w:r>
               <w:t xml:space="preserve"> </w:t>
             </w:r>
             <w:r>
-              <w:t xml:space="preserve">statuses no longer</w:t>
+              <w:t xml:space="preserve">(those statuses</w:t>
+            </w:r>
+            <w:r>
+              <w:t xml:space="preserve"> </w:t>
+            </w:r>
+            <w:r>
+              <w:t xml:space="preserve">no longer</w:t>
             </w:r>
             <w:r>
               <w:t xml:space="preserve"> </w:t>
@@ -880,13 +928,19 @@
               <w:jc w:val="left"/>
             </w:pPr>
             <w:r>
-              <w:t xml:space="preserve">Generate reports</w:t>
+              <w:t xml:space="preserve">Generate</w:t>
             </w:r>
             <w:r>
               <w:t xml:space="preserve"> </w:t>
             </w:r>
             <w:r>
-              <w:t xml:space="preserve">and export CSV/PDF</w:t>
+              <w:t xml:space="preserve">reports and</w:t>
+            </w:r>
+            <w:r>
+              <w:t xml:space="preserve"> </w:t>
+            </w:r>
+            <w:r>
+              <w:t xml:space="preserve">export CSV/PDF</w:t>
             </w:r>
           </w:p>
         </w:tc>
@@ -898,13 +952,19 @@
               <w:jc w:val="left"/>
             </w:pPr>
             <w:r>
-              <w:t xml:space="preserve">Create, edit, or</w:t>
+              <w:t xml:space="preserve">Create, edit,</w:t>
             </w:r>
             <w:r>
               <w:t xml:space="preserve"> </w:t>
             </w:r>
             <w:r>
-              <w:t xml:space="preserve">delete households</w:t>
+              <w:t xml:space="preserve">or delete</w:t>
+            </w:r>
+            <w:r>
+              <w:t xml:space="preserve"> </w:t>
+            </w:r>
+            <w:r>
+              <w:t xml:space="preserve">households</w:t>
             </w:r>
           </w:p>
         </w:tc>
@@ -942,13 +1002,13 @@
               <w:jc w:val="left"/>
             </w:pPr>
             <w:r>
-              <w:t xml:space="preserve">Create, edit, or</w:t>
+              <w:t xml:space="preserve">Create, edit,</w:t>
             </w:r>
             <w:r>
               <w:t xml:space="preserve"> </w:t>
             </w:r>
             <w:r>
-              <w:t xml:space="preserve">delete user</w:t>
+              <w:t xml:space="preserve">or delete user</w:t>
             </w:r>
             <w:r>
               <w:t xml:space="preserve"> </w:t>
@@ -974,7 +1034,13 @@
               <w:t xml:space="preserve"> </w:t>
             </w:r>
             <w:r>
-              <w:t xml:space="preserve">invoices (Submit</w:t>
+              <w:t xml:space="preserve">invoices</w:t>
+            </w:r>
+            <w:r>
+              <w:t xml:space="preserve"> </w:t>
+            </w:r>
+            <w:r>
+              <w:t xml:space="preserve">(Submit</w:t>
             </w:r>
             <w:r>
               <w:t xml:space="preserve"> </w:t>
@@ -992,13 +1058,19 @@
               <w:jc w:val="left"/>
             </w:pPr>
             <w:r>
-              <w:t xml:space="preserve">Create or assign</w:t>
+              <w:t xml:space="preserve">Create or</w:t>
             </w:r>
             <w:r>
               <w:t xml:space="preserve"> </w:t>
             </w:r>
             <w:r>
-              <w:t xml:space="preserve">expense categories</w:t>
+              <w:t xml:space="preserve">assign expense</w:t>
+            </w:r>
+            <w:r>
+              <w:t xml:space="preserve"> </w:t>
+            </w:r>
+            <w:r>
+              <w:t xml:space="preserve">categories</w:t>
             </w:r>
           </w:p>
         </w:tc>
@@ -1052,13 +1124,19 @@
               <w:t xml:space="preserve"> </w:t>
             </w:r>
             <w:r>
-              <w:t xml:space="preserve">receipts submitted</w:t>
+              <w:t xml:space="preserve">receipts</w:t>
             </w:r>
             <w:r>
               <w:t xml:space="preserve"> </w:t>
             </w:r>
             <w:r>
-              <w:t xml:space="preserve">by others</w:t>
+              <w:t xml:space="preserve">submitted by</w:t>
+            </w:r>
+            <w:r>
+              <w:t xml:space="preserve"> </w:t>
+            </w:r>
+            <w:r>
+              <w:t xml:space="preserve">others</w:t>
             </w:r>
           </w:p>
         </w:tc>
@@ -2774,12 +2852,30 @@
       </w:r>
     </w:p>
     <w:bookmarkEnd w:id="24"/>
-    <w:bookmarkStart w:id="25" w:name="vendor-catalog-auto-fill-on-entry"/>
+    <w:bookmarkStart w:id="25" w:name="possible-duplicate-warning"/>
     <w:p>
       <w:pPr>
         <w:pStyle w:val="Heading2"/>
       </w:pPr>
       <w:r>
+        <w:t xml:space="preserve">Possible-Duplicate Warning</w:t>
+      </w:r>
+    </w:p>
+    <w:p>
+      <w:pPr>
+        <w:pStyle w:val="FirstParagraph"/>
+      </w:pPr>
+      <w:r>
+        <w:t xml:space="preserve">If you upload a receipt with the same vendor, total, and date (±1 day) as one already in this household, an amber banner appears at the top of the form so you can spot a re-upload before saving. Same idea for invoices, matched by invoice number within the property. The warning is non-blocking — if you really do mean to submit, just hit Save.</w:t>
+      </w:r>
+    </w:p>
+    <w:bookmarkEnd w:id="25"/>
+    <w:bookmarkStart w:id="26" w:name="vendor-catalog-auto-fill-on-entry"/>
+    <w:p>
+      <w:pPr>
+        <w:pStyle w:val="Heading2"/>
+      </w:pPr>
+      <w:r>
         <w:t xml:space="preserve">Vendor Catalog (Auto-fill on Entry)</w:t>
       </w:r>
     </w:p>
@@ -2788,7 +2884,19 @@
         <w:pStyle w:val="FirstParagraph"/>
       </w:pPr>
       <w:r>
-        <w:t xml:space="preserve">When you type a vendor name on Add Transaction, the field autocompletes from a shared catalog. Past vendors used in your household are remembered and the category snaps in. Admins can also curate</w:t>
+        <w:t xml:space="preserve">When you type a vendor name on Add Transaction, the field autocompletes</w:t>
+      </w:r>
+      <w:r>
+        <w:t xml:space="preserve"> </w:t>
+      </w:r>
+      <w:r>
+        <w:t xml:space="preserve">from a shared catalog. Past vendors used in your household are</w:t>
+      </w:r>
+      <w:r>
+        <w:t xml:space="preserve"> </w:t>
+      </w:r>
+      <w:r>
+        <w:t xml:space="preserve">remembered and the category snaps in. Admins can also curate</w:t>
       </w:r>
       <w:r>
         <w:t xml:space="preserve"> </w:t>
@@ -2800,7 +2908,19 @@
         <w:t xml:space="preserve"> </w:t>
       </w:r>
       <w:r>
-        <w:t xml:space="preserve">vendors (Home Depot, Comcast, Amazon, etc.) that apply across every household, so even a brand-new household member gets sensible auto-fills on day one.</w:t>
+        <w:t xml:space="preserve">vendors (Home Depot, Comcast, Amazon, etc.) that apply across every</w:t>
+      </w:r>
+      <w:r>
+        <w:t xml:space="preserve"> </w:t>
+      </w:r>
+      <w:r>
+        <w:t xml:space="preserve">household, so even a brand-new household member gets sensible auto-fills</w:t>
+      </w:r>
+      <w:r>
+        <w:t xml:space="preserve"> </w:t>
+      </w:r>
+      <w:r>
+        <w:t xml:space="preserve">on day one.</w:t>
       </w:r>
     </w:p>
     <w:p>
@@ -2808,11 +2928,17 @@
         <w:pStyle w:val="BodyText"/>
       </w:pPr>
       <w:r>
-        <w:t xml:space="preserve">If a category gets filled in for you, you can always overwrite it before saving — the suggestion is just a starting point.</w:t>
-      </w:r>
-    </w:p>
-    <w:bookmarkEnd w:id="25"/>
-    <w:bookmarkStart w:id="26" w:name="whats-new-bell-icon"/>
+        <w:t xml:space="preserve">If a category gets filled in for you, you can always overwrite it before</w:t>
+      </w:r>
+      <w:r>
+        <w:t xml:space="preserve"> </w:t>
+      </w:r>
+      <w:r>
+        <w:t xml:space="preserve">saving — the suggestion is just a starting point.</w:t>
+      </w:r>
+    </w:p>
+    <w:bookmarkEnd w:id="26"/>
+    <w:bookmarkStart w:id="27" w:name="whats-new-bell-icon"/>
     <w:p>
       <w:pPr>
         <w:pStyle w:val="Heading2"/>
@@ -2919,8 +3045,8 @@
         <w:t xml:space="preserve">updates.</w:t>
       </w:r>
     </w:p>
-    <w:bookmarkEnd w:id="26"/>
-    <w:bookmarkStart w:id="27" w:name="account-settings"/>
+    <w:bookmarkEnd w:id="27"/>
+    <w:bookmarkStart w:id="28" w:name="account-settings"/>
     <w:p>
       <w:pPr>
         <w:pStyle w:val="Heading2"/>
@@ -3001,8 +3127,8 @@
         <w:t xml:space="preserve">interface swaps immediately</w:t>
       </w:r>
     </w:p>
-    <w:bookmarkEnd w:id="27"/>
-    <w:bookmarkStart w:id="28" w:name="faq"/>
+    <w:bookmarkEnd w:id="28"/>
+    <w:bookmarkStart w:id="29" w:name="faq"/>
     <w:p>
       <w:pPr>
         <w:pStyle w:val="Heading2"/>
@@ -3239,8 +3365,8 @@
         <w:t xml:space="preserve">This may be added later.</w:t>
       </w:r>
     </w:p>
-    <w:bookmarkEnd w:id="28"/>
-    <w:bookmarkStart w:id="29" w:name="getting-help"/>
+    <w:bookmarkEnd w:id="29"/>
+    <w:bookmarkStart w:id="30" w:name="getting-help"/>
     <w:p>
       <w:pPr>
         <w:pStyle w:val="Heading2"/>
@@ -3321,8 +3447,8 @@
         <w:t xml:space="preserve">day-to-day visibility and platform-level changes.</w:t>
       </w:r>
     </w:p>
-    <w:bookmarkEnd w:id="29"/>
     <w:bookmarkEnd w:id="30"/>
+    <w:bookmarkEnd w:id="31"/>
     <w:sectPr>
       <w:footnotePr>
         <w:numRestart w:val="eachSect"/>

--- a/docs/HOUSEHOLD_ADMIN_GUIDE.docx
+++ b/docs/HOUSEHOLD_ADMIN_GUIDE.docx
@@ -2,7 +2,7 @@
 <file path=word/document.xml><?xml version="1.0" encoding="utf-8"?>
 <w:document xmlns:w="http://schemas.openxmlformats.org/wordprocessingml/2006/main" xmlns:m="http://schemas.openxmlformats.org/officeDocument/2006/math" xmlns:r="http://schemas.openxmlformats.org/officeDocument/2006/relationships" xmlns:o="urn:schemas-microsoft-com:office:office" xmlns:v="urn:schemas-microsoft-com:vml" xmlns:w10="urn:schemas-microsoft-com:office:word" xmlns:a="http://schemas.openxmlformats.org/drawingml/2006/main" xmlns:pic="http://schemas.openxmlformats.org/drawingml/2006/picture" xmlns:wp="http://schemas.openxmlformats.org/drawingml/2006/wordprocessingDrawing">
   <w:body>
-    <w:bookmarkStart w:id="31" w:name="ledgerx-household-admin-guide"/>
+    <w:bookmarkStart w:id="32" w:name="ledgerx-household-admin-guide"/>
     <w:p>
       <w:pPr>
         <w:pStyle w:val="Heading1"/>
@@ -664,13 +664,13 @@
     <w:tbl>
       <w:tblPr>
         <w:tblStyle w:val="Table"/>
-        <w:tblW w:type="pct" w:w="2222"/>
+        <w:tblW w:type="pct" w:w="2083"/>
         <w:tblLayout w:type="fixed"/>
         <w:tblLook w:firstRow="1" w:lastRow="0" w:firstColumn="0" w:lastColumn="0" w:noHBand="0" w:noVBand="0" w:val="0020"/>
       </w:tblPr>
       <w:tblGrid>
-        <w:gridCol w:w="1760"/>
-        <w:gridCol w:w="1760"/>
+        <w:gridCol w:w="1650"/>
+        <w:gridCol w:w="1650"/>
       </w:tblGrid>
       <w:tr>
         <w:trPr>
@@ -748,13 +748,13 @@
               <w:t xml:space="preserve"> </w:t>
             </w:r>
             <w:r>
-              <w:t xml:space="preserve">you’re a member</w:t>
+              <w:t xml:space="preserve">you’re a</w:t>
             </w:r>
             <w:r>
               <w:t xml:space="preserve"> </w:t>
             </w:r>
             <w:r>
-              <w:t xml:space="preserve">of</w:t>
+              <w:t xml:space="preserve">member of</w:t>
             </w:r>
           </w:p>
         </w:tc>
@@ -772,19 +772,19 @@
               <w:t xml:space="preserve"> </w:t>
             </w:r>
             <w:r>
-              <w:t xml:space="preserve">households you</w:t>
+              <w:t xml:space="preserve">households</w:t>
             </w:r>
             <w:r>
               <w:t xml:space="preserve"> </w:t>
             </w:r>
             <w:r>
-              <w:t xml:space="preserve">aren’t a member</w:t>
+              <w:t xml:space="preserve">you aren’t a</w:t>
             </w:r>
             <w:r>
               <w:t xml:space="preserve"> </w:t>
             </w:r>
             <w:r>
-              <w:t xml:space="preserve">of</w:t>
+              <w:t xml:space="preserve">member of</w:t>
             </w:r>
           </w:p>
         </w:tc>
@@ -834,13 +834,19 @@
               <w:jc w:val="left"/>
             </w:pPr>
             <w:r>
-              <w:t xml:space="preserve">Mark an invoice</w:t>
+              <w:t xml:space="preserve">Mark an</w:t>
             </w:r>
             <w:r>
               <w:t xml:space="preserve"> </w:t>
             </w:r>
             <w:r>
-              <w:t xml:space="preserve">as Paid</w:t>
+              <w:t xml:space="preserve">invoice as</w:t>
+            </w:r>
+            <w:r>
+              <w:t xml:space="preserve"> </w:t>
+            </w:r>
+            <w:r>
+              <w:t xml:space="preserve">Paid</w:t>
             </w:r>
           </w:p>
         </w:tc>
@@ -896,25 +902,31 @@
               <w:t xml:space="preserve"> </w:t>
             </w:r>
             <w:r>
-              <w:t xml:space="preserve">reject invoices</w:t>
+              <w:t xml:space="preserve">reject</w:t>
             </w:r>
             <w:r>
               <w:t xml:space="preserve"> </w:t>
             </w:r>
             <w:r>
-              <w:t xml:space="preserve">(those statuses</w:t>
+              <w:t xml:space="preserve">invoices</w:t>
             </w:r>
             <w:r>
               <w:t xml:space="preserve"> </w:t>
             </w:r>
             <w:r>
-              <w:t xml:space="preserve">no longer</w:t>
+              <w:t xml:space="preserve">(those</w:t>
             </w:r>
             <w:r>
               <w:t xml:space="preserve"> </w:t>
             </w:r>
             <w:r>
-              <w:t xml:space="preserve">exist)</w:t>
+              <w:t xml:space="preserve">statuses no</w:t>
+            </w:r>
+            <w:r>
+              <w:t xml:space="preserve"> </w:t>
+            </w:r>
+            <w:r>
+              <w:t xml:space="preserve">longer exist)</w:t>
             </w:r>
           </w:p>
         </w:tc>
@@ -978,13 +990,19 @@
               <w:jc w:val="left"/>
             </w:pPr>
             <w:r>
-              <w:t xml:space="preserve">Submit your own</w:t>
+              <w:t xml:space="preserve">Submit your</w:t>
             </w:r>
             <w:r>
               <w:t xml:space="preserve"> </w:t>
             </w:r>
             <w:r>
-              <w:t xml:space="preserve">receipts (Add</w:t>
+              <w:t xml:space="preserve">own receipts</w:t>
+            </w:r>
+            <w:r>
+              <w:t xml:space="preserve"> </w:t>
+            </w:r>
+            <w:r>
+              <w:t xml:space="preserve">(Add</w:t>
             </w:r>
             <w:r>
               <w:t xml:space="preserve"> </w:t>
@@ -1008,13 +1026,13 @@
               <w:t xml:space="preserve"> </w:t>
             </w:r>
             <w:r>
-              <w:t xml:space="preserve">or delete user</w:t>
+              <w:t xml:space="preserve">or delete</w:t>
             </w:r>
             <w:r>
               <w:t xml:space="preserve"> </w:t>
             </w:r>
             <w:r>
-              <w:t xml:space="preserve">accounts</w:t>
+              <w:t xml:space="preserve">user accounts</w:t>
             </w:r>
           </w:p>
         </w:tc>
@@ -1028,13 +1046,13 @@
               <w:jc w:val="left"/>
             </w:pPr>
             <w:r>
-              <w:t xml:space="preserve">Submit your own</w:t>
+              <w:t xml:space="preserve">Submit your</w:t>
             </w:r>
             <w:r>
               <w:t xml:space="preserve"> </w:t>
             </w:r>
             <w:r>
-              <w:t xml:space="preserve">invoices</w:t>
+              <w:t xml:space="preserve">own invoices</w:t>
             </w:r>
             <w:r>
               <w:t xml:space="preserve"> </w:t>
@@ -1064,7 +1082,13 @@
               <w:t xml:space="preserve"> </w:t>
             </w:r>
             <w:r>
-              <w:t xml:space="preserve">assign expense</w:t>
+              <w:t xml:space="preserve">assign</w:t>
+            </w:r>
+            <w:r>
+              <w:t xml:space="preserve"> </w:t>
+            </w:r>
+            <w:r>
+              <w:t xml:space="preserve">expense</w:t>
             </w:r>
             <w:r>
               <w:t xml:space="preserve"> </w:t>
@@ -1118,7 +1142,13 @@
               <w:jc w:val="left"/>
             </w:pPr>
             <w:r>
-              <w:t xml:space="preserve">Edit or delete</w:t>
+              <w:t xml:space="preserve">Edit or</w:t>
+            </w:r>
+            <w:r>
+              <w:t xml:space="preserve"> </w:t>
+            </w:r>
+            <w:r>
+              <w:t xml:space="preserve">delete</w:t>
             </w:r>
             <w:r>
               <w:t xml:space="preserve"> </w:t>
@@ -1150,7 +1180,13 @@
               <w:jc w:val="left"/>
             </w:pPr>
             <w:r>
-              <w:t xml:space="preserve">Switch language</w:t>
+              <w:t xml:space="preserve">Switch</w:t>
+            </w:r>
+            <w:r>
+              <w:t xml:space="preserve"> </w:t>
+            </w:r>
+            <w:r>
+              <w:t xml:space="preserve">language</w:t>
             </w:r>
             <w:r>
               <w:t xml:space="preserve"> </w:t>
@@ -1174,13 +1210,19 @@
               <w:jc w:val="left"/>
             </w:pPr>
             <w:r>
-              <w:t xml:space="preserve">Change property</w:t>
+              <w:t xml:space="preserve">Change</w:t>
             </w:r>
             <w:r>
               <w:t xml:space="preserve"> </w:t>
             </w:r>
             <w:r>
-              <w:t xml:space="preserve">type on a</w:t>
+              <w:t xml:space="preserve">property type</w:t>
+            </w:r>
+            <w:r>
+              <w:t xml:space="preserve"> </w:t>
+            </w:r>
+            <w:r>
+              <w:t xml:space="preserve">on a</w:t>
             </w:r>
             <w:r>
               <w:t xml:space="preserve"> </w:t>
@@ -2852,12 +2894,93 @@
       </w:r>
     </w:p>
     <w:bookmarkEnd w:id="24"/>
-    <w:bookmarkStart w:id="25" w:name="possible-duplicate-warning"/>
+    <w:bookmarkStart w:id="25" w:name="templates-save-once-reuse-forever"/>
     <w:p>
       <w:pPr>
         <w:pStyle w:val="Heading2"/>
       </w:pPr>
       <w:r>
+        <w:t xml:space="preserve">Templates (Save Once, Reuse Forever)</w:t>
+      </w:r>
+    </w:p>
+    <w:p>
+      <w:pPr>
+        <w:pStyle w:val="FirstParagraph"/>
+      </w:pPr>
+      <w:r>
+        <w:t xml:space="preserve">For recurring entries (rent, utilities, monthly retainers, weekly cleaning), save a template once and reuse it in a click.</w:t>
+      </w:r>
+    </w:p>
+    <w:p>
+      <w:pPr>
+        <w:pStyle w:val="BodyText"/>
+      </w:pPr>
+      <w:r>
+        <w:t xml:space="preserve">To save: fill the form as usual, tick</w:t>
+      </w:r>
+      <w:r>
+        <w:t xml:space="preserve"> </w:t>
+      </w:r>
+      <w:r>
+        <w:t xml:space="preserve">“Save as template”</w:t>
+      </w:r>
+      <w:r>
+        <w:t xml:space="preserve"> </w:t>
+      </w:r>
+      <w:r>
+        <w:t xml:space="preserve">at the bottom and give it a name (</w:t>
+      </w:r>
+      <w:r>
+        <w:t xml:space="preserve">“Monthly Rent”</w:t>
+      </w:r>
+      <w:r>
+        <w:t xml:space="preserve">,</w:t>
+      </w:r>
+      <w:r>
+        <w:t xml:space="preserve"> </w:t>
+      </w:r>
+      <w:r>
+        <w:t xml:space="preserve">“Comcast Internet”</w:t>
+      </w:r>
+      <w:r>
+        <w:t xml:space="preserve">), then save. The transaction saves and the template is stored.</w:t>
+      </w:r>
+    </w:p>
+    <w:p>
+      <w:pPr>
+        <w:pStyle w:val="BodyText"/>
+      </w:pPr>
+      <w:r>
+        <w:t xml:space="preserve">To use: open Add Transaction or Submit Invoice. The</w:t>
+      </w:r>
+      <w:r>
+        <w:t xml:space="preserve"> </w:t>
+      </w:r>
+      <w:r>
+        <w:t xml:space="preserve">“Use a saved template”</w:t>
+      </w:r>
+      <w:r>
+        <w:t xml:space="preserve"> </w:t>
+      </w:r>
+      <w:r>
+        <w:t xml:space="preserve">panel at the top of the form shows your templates as chips. Tap one — every applicable field pre-fills. Adjust anything that drifted and save.</w:t>
+      </w:r>
+    </w:p>
+    <w:p>
+      <w:pPr>
+        <w:pStyle w:val="BodyText"/>
+      </w:pPr>
+      <w:r>
+        <w:t xml:space="preserve">Templates are private to your account — they don’t leak across household members. For invoices, the invoice number is intentionally not stored on the template, since every submission needs a fresh number.</w:t>
+      </w:r>
+    </w:p>
+    <w:bookmarkEnd w:id="25"/>
+    <w:bookmarkStart w:id="26" w:name="possible-duplicate-warning"/>
+    <w:p>
+      <w:pPr>
+        <w:pStyle w:val="Heading2"/>
+      </w:pPr>
+      <w:r>
         <w:t xml:space="preserve">Possible-Duplicate Warning</w:t>
       </w:r>
     </w:p>
@@ -2866,11 +2989,35 @@
         <w:pStyle w:val="FirstParagraph"/>
       </w:pPr>
       <w:r>
-        <w:t xml:space="preserve">If you upload a receipt with the same vendor, total, and date (±1 day) as one already in this household, an amber banner appears at the top of the form so you can spot a re-upload before saving. Same idea for invoices, matched by invoice number within the property. The warning is non-blocking — if you really do mean to submit, just hit Save.</w:t>
-      </w:r>
-    </w:p>
-    <w:bookmarkEnd w:id="25"/>
-    <w:bookmarkStart w:id="26" w:name="vendor-catalog-auto-fill-on-entry"/>
+        <w:t xml:space="preserve">If you upload a receipt with the same vendor, total, and date (±1 day)</w:t>
+      </w:r>
+      <w:r>
+        <w:t xml:space="preserve"> </w:t>
+      </w:r>
+      <w:r>
+        <w:t xml:space="preserve">as one already in this household, an amber banner appears at the top of</w:t>
+      </w:r>
+      <w:r>
+        <w:t xml:space="preserve"> </w:t>
+      </w:r>
+      <w:r>
+        <w:t xml:space="preserve">the form so you can spot a re-upload before saving. Same idea for</w:t>
+      </w:r>
+      <w:r>
+        <w:t xml:space="preserve"> </w:t>
+      </w:r>
+      <w:r>
+        <w:t xml:space="preserve">invoices, matched by invoice number within the property. The warning is</w:t>
+      </w:r>
+      <w:r>
+        <w:t xml:space="preserve"> </w:t>
+      </w:r>
+      <w:r>
+        <w:t xml:space="preserve">non-blocking — if you really do mean to submit, just hit Save.</w:t>
+      </w:r>
+    </w:p>
+    <w:bookmarkEnd w:id="26"/>
+    <w:bookmarkStart w:id="27" w:name="vendor-catalog-auto-fill-on-entry"/>
     <w:p>
       <w:pPr>
         <w:pStyle w:val="Heading2"/>
@@ -2937,8 +3084,8 @@
         <w:t xml:space="preserve">saving — the suggestion is just a starting point.</w:t>
       </w:r>
     </w:p>
-    <w:bookmarkEnd w:id="26"/>
-    <w:bookmarkStart w:id="27" w:name="whats-new-bell-icon"/>
+    <w:bookmarkEnd w:id="27"/>
+    <w:bookmarkStart w:id="28" w:name="whats-new-bell-icon"/>
     <w:p>
       <w:pPr>
         <w:pStyle w:val="Heading2"/>
@@ -3045,8 +3192,8 @@
         <w:t xml:space="preserve">updates.</w:t>
       </w:r>
     </w:p>
-    <w:bookmarkEnd w:id="27"/>
-    <w:bookmarkStart w:id="28" w:name="account-settings"/>
+    <w:bookmarkEnd w:id="28"/>
+    <w:bookmarkStart w:id="29" w:name="account-settings"/>
     <w:p>
       <w:pPr>
         <w:pStyle w:val="Heading2"/>
@@ -3127,8 +3274,8 @@
         <w:t xml:space="preserve">interface swaps immediately</w:t>
       </w:r>
     </w:p>
-    <w:bookmarkEnd w:id="28"/>
-    <w:bookmarkStart w:id="29" w:name="faq"/>
+    <w:bookmarkEnd w:id="29"/>
+    <w:bookmarkStart w:id="30" w:name="faq"/>
     <w:p>
       <w:pPr>
         <w:pStyle w:val="Heading2"/>
@@ -3365,8 +3512,8 @@
         <w:t xml:space="preserve">This may be added later.</w:t>
       </w:r>
     </w:p>
-    <w:bookmarkEnd w:id="29"/>
-    <w:bookmarkStart w:id="30" w:name="getting-help"/>
+    <w:bookmarkEnd w:id="30"/>
+    <w:bookmarkStart w:id="31" w:name="getting-help"/>
     <w:p>
       <w:pPr>
         <w:pStyle w:val="Heading2"/>
@@ -3447,8 +3594,8 @@
         <w:t xml:space="preserve">day-to-day visibility and platform-level changes.</w:t>
       </w:r>
     </w:p>
-    <w:bookmarkEnd w:id="30"/>
     <w:bookmarkEnd w:id="31"/>
+    <w:bookmarkEnd w:id="32"/>
     <w:sectPr>
       <w:footnotePr>
         <w:numRestart w:val="eachSect"/>
